--- a/fuentes/CF_02_v2.docx
+++ b/fuentes/CF_02_v2.docx
@@ -5854,7 +5854,7 @@
         </w:rPr>
       </w:pPr>
     </w:p>
-    <w:p>
+    <w:p w14:noSpellErr="1">
       <w:pPr>
         <w:pStyle w:val="Prrafodelista"/>
         <w:numPr>
@@ -5862,19 +5862,20 @@
           <w:numId w:val="29"/>
         </w:numPr>
         <w:rPr>
-          <w:b/>
-          <w:sz w:val="20"/>
-          <w:szCs w:val="20"/>
-        </w:rPr>
-      </w:pPr>
-      <w:r>
-        <w:rPr>
-          <w:b/>
-          <w:bCs/>
-          <w:sz w:val="20"/>
-          <w:szCs w:val="20"/>
-        </w:rPr>
-        <w:t>Inserción de citas en el texto</w:t>
+          <w:b w:val="1"/>
+          <w:bCs w:val="1"/>
+          <w:sz w:val="20"/>
+          <w:szCs w:val="20"/>
+        </w:rPr>
+      </w:pPr>
+      <w:r>
+        <w:rPr>
+          <w:b w:val="1"/>
+          <w:bCs w:val="1"/>
+          <w:sz w:val="20"/>
+          <w:szCs w:val="20"/>
+        </w:rPr>
+        <w:t xml:space="preserve">Generación automática de bibliografía  </w:t>
       </w:r>
     </w:p>
     <w:p>
@@ -6302,7 +6303,7 @@
         </w:rPr>
       </w:pPr>
     </w:p>
-    <w:p>
+    <w:p w14:noSpellErr="1">
       <w:pPr>
         <w:pStyle w:val="Prrafodelista"/>
         <w:numPr>
@@ -6310,19 +6311,20 @@
           <w:numId w:val="29"/>
         </w:numPr>
         <w:rPr>
-          <w:b/>
-          <w:sz w:val="20"/>
-          <w:szCs w:val="20"/>
-        </w:rPr>
-      </w:pPr>
-      <w:r>
-        <w:rPr>
-          <w:b/>
-          <w:bCs/>
-          <w:sz w:val="20"/>
-          <w:szCs w:val="20"/>
-        </w:rPr>
-        <w:t>Inserción de citas en el texto</w:t>
+          <w:b w:val="1"/>
+          <w:bCs w:val="1"/>
+          <w:sz w:val="20"/>
+          <w:szCs w:val="20"/>
+        </w:rPr>
+      </w:pPr>
+      <w:r>
+        <w:rPr>
+          <w:b w:val="1"/>
+          <w:bCs w:val="1"/>
+          <w:sz w:val="20"/>
+          <w:szCs w:val="20"/>
+        </w:rPr>
+        <w:t xml:space="preserve">Estilos de citación y actualización de fuentes  </w:t>
       </w:r>
     </w:p>
     <w:p>
@@ -8698,7 +8700,28 @@
     <w:p>
       <w:pPr>
         <w:rPr>
-          <w:b/>
+          <w:b w:val="1"/>
+          <w:bCs w:val="1"/>
+          <w:sz w:val="20"/>
+          <w:szCs w:val="20"/>
+        </w:rPr>
+      </w:pPr>
+    </w:p>
+    <w:p>
+      <w:pPr>
+        <w:rPr>
+          <w:b w:val="1"/>
+          <w:bCs w:val="1"/>
+          <w:sz w:val="20"/>
+          <w:szCs w:val="20"/>
+        </w:rPr>
+      </w:pPr>
+    </w:p>
+    <w:p>
+      <w:pPr>
+        <w:rPr>
+          <w:b w:val="1"/>
+          <w:bCs w:val="1"/>
           <w:sz w:val="20"/>
           <w:szCs w:val="20"/>
         </w:rPr>
@@ -12935,7 +12958,7 @@
         </mc:AlternateContent>
       </w:r>
     </w:p>
-    <w:p w14:noSpellErr="1">
+    <w:p>
       <w:pPr>
         <w:pStyle w:val="Normal"/>
         <w:ind w:left="0"/>
@@ -12946,14 +12969,26 @@
           <w:szCs w:val="20"/>
         </w:rPr>
       </w:pPr>
-      <w:r>
+    </w:p>
+    <w:p>
+      <w:pPr>
+        <w:pStyle w:val="Normal"/>
+        <w:ind w:left="0"/>
         <w:rPr>
           <w:b w:val="1"/>
           <w:bCs w:val="1"/>
           <w:sz w:val="20"/>
           <w:szCs w:val="20"/>
         </w:rPr>
-        <w:t xml:space="preserve">5.2. </w:t>
+      </w:pPr>
+      <w:r>
+        <w:rPr>
+          <w:b w:val="1"/>
+          <w:bCs w:val="1"/>
+          <w:sz w:val="20"/>
+          <w:szCs w:val="20"/>
+        </w:rPr>
+        <w:t xml:space="preserve">5.3. </w:t>
       </w:r>
       <w:r>
         <w:rPr>
@@ -13857,7 +13892,7 @@
         <w:t>Desde la inserción de tablas y figuras, pasando por la gestión de referencias y la generación de tablas de contenido, hasta el uso de plantillas y herramientas de revisión.</w:t>
       </w:r>
     </w:p>
-    <w:p>
+    <w:p w14:noSpellErr="1">
       <w:pPr>
         <w:pStyle w:val="Normal0"/>
         <w:rPr>
@@ -13871,7 +13906,29 @@
           <w:sz w:val="20"/>
           <w:szCs w:val="20"/>
         </w:rPr>
-        <w:t>Estas funciones, al integrarse, permiten producir documentos profesionales, organizados y colaborativos.</w:t>
+        <w:t xml:space="preserve">Estas funciones, al integrarse, permiten producir documentos profesionales, organizados y </w:t>
+      </w:r>
+      <w:commentRangeStart w:id="531878597"/>
+      <w:r>
+        <w:rPr>
+          <w:sz w:val="20"/>
+          <w:szCs w:val="20"/>
+        </w:rPr>
+        <w:t>colaborativos</w:t>
+      </w:r>
+      <w:commentRangeEnd w:id="531878597"/>
+      <w:r>
+        <w:rPr>
+          <w:rStyle w:val="CommentReference"/>
+        </w:rPr>
+        <w:commentReference w:id="531878597"/>
+      </w:r>
+      <w:r>
+        <w:rPr>
+          <w:sz w:val="20"/>
+          <w:szCs w:val="20"/>
+        </w:rPr>
+        <w:t>.</w:t>
       </w:r>
     </w:p>
     <w:p>
@@ -18478,6 +18535,22 @@
       </w:r>
     </w:p>
   </w:comment>
+  <w:comment xmlns:w="http://schemas.openxmlformats.org/wordprocessingml/2006/main" w:initials="LM" w:author="Lina Marcela Perez Machego" w:date="2025-11-07T10:21:53" w:id="531878597">
+    <w:p xmlns:w14="http://schemas.microsoft.com/office/word/2010/wordml" xmlns:w="http://schemas.openxmlformats.org/wordprocessingml/2006/main">
+      <w:pPr>
+        <w:pStyle w:val="CommentText"/>
+      </w:pPr>
+      <w:r>
+        <w:rPr>
+          <w:rStyle w:val="CommentReference"/>
+        </w:rPr>
+        <w:annotationRef/>
+      </w:r>
+      <w:r>
+        <w:t>Texto alternativo: Esquema de la síntesis del componente formativo que representa un diagrama sobre la aplicación de normas de estilo en Microsoft Word, donde se agrupan los apartados “Tablas y Figuras”, “Referencias y Bibliografía”, “Tablas de contenido”, “Plantillas” y “Herramientas de revisión”, cada uno con sus subtemas que constituyen las funciones principales, como inserción de tablas, gestión de fuentes bibliográficas, creación de plantillas y uso del control de cambios.</w:t>
+      </w:r>
+    </w:p>
+  </w:comment>
 </w:comments>
 </file>
 
@@ -18503,6 +18576,7 @@
   <w15:commentEx w15:done="0" w15:paraId="5D08E2F4"/>
   <w15:commentEx w15:done="0" w15:paraId="42300769"/>
   <w15:commentEx w15:done="0" w15:paraId="149BAE92"/>
+  <w15:commentEx w15:done="0" w15:paraId="3C741933"/>
 </w15:commentsEx>
 </file>
 
@@ -18528,6 +18602,7 @@
   <w16cex:commentExtensible w16cex:durableId="33F23E73" w16cex:dateUtc="2025-10-31T03:55:00Z"/>
   <w16cex:commentExtensible w16cex:durableId="575D65D5" w16cex:dateUtc="2025-10-31T03:56:00Z"/>
   <w16cex:commentExtensible w16cex:durableId="14B0BCF6" w16cex:dateUtc="2025-10-31T04:21:46.926Z"/>
+  <w16cex:commentExtensible w16cex:durableId="3A513313" w16cex:dateUtc="2025-11-07T15:21:53.541Z"/>
 </w16cex:commentsExtensible>
 </file>
 
@@ -18553,6 +18628,7 @@
   <w16cid:commentId w16cid:paraId="5D08E2F4" w16cid:durableId="33F23E73"/>
   <w16cid:commentId w16cid:paraId="42300769" w16cid:durableId="575D65D5"/>
   <w16cid:commentId w16cid:paraId="149BAE92" w16cid:durableId="14B0BCF6"/>
+  <w16cid:commentId w16cid:paraId="3C741933" w16cid:durableId="3A513313"/>
 </w16cid:commentsIds>
 </file>
 
@@ -18790,6 +18866,261 @@
 
 <file path=word/numbering.xml><?xml version="1.0" encoding="utf-8"?>
 <w:numbering xmlns:wpc="http://schemas.microsoft.com/office/word/2010/wordprocessingCanvas" xmlns:cx="http://schemas.microsoft.com/office/drawing/2014/chartex" xmlns:cx1="http://schemas.microsoft.com/office/drawing/2015/9/8/chartex" xmlns:cx2="http://schemas.microsoft.com/office/drawing/2015/10/21/chartex" xmlns:cx3="http://schemas.microsoft.com/office/drawing/2016/5/9/chartex" xmlns:cx4="http://schemas.microsoft.com/office/drawing/2016/5/10/chartex" xmlns:cx5="http://schemas.microsoft.com/office/drawing/2016/5/11/chartex" xmlns:cx6="http://schemas.microsoft.com/office/drawing/2016/5/12/chartex" xmlns:cx7="http://schemas.microsoft.com/office/drawing/2016/5/13/chartex" xmlns:cx8="http://schemas.microsoft.com/office/drawing/2016/5/14/chartex" xmlns:mc="http://schemas.openxmlformats.org/markup-compatibility/2006" xmlns:aink="http://schemas.microsoft.com/office/drawing/2016/ink" xmlns:am3d="http://schemas.microsoft.com/office/drawing/2017/model3d" xmlns:o="urn:schemas-microsoft-com:office:office" xmlns:oel="http://schemas.microsoft.com/office/2019/extlst" xmlns:r="http://schemas.openxmlformats.org/officeDocument/2006/relationships" xmlns:m="http://schemas.openxmlformats.org/officeDocument/2006/math" xmlns:v="urn:schemas-microsoft-com:vml" xmlns:wp14="http://schemas.microsoft.com/office/word/2010/wordprocessingDrawing" xmlns:wp="http://schemas.openxmlformats.org/drawingml/2006/wordprocessingDrawing" xmlns:w10="urn:schemas-microsoft-com:office:word" xmlns:w="http://schemas.openxmlformats.org/wordprocessingml/2006/main" xmlns:w14="http://schemas.microsoft.com/office/word/2010/wordml" xmlns:w15="http://schemas.microsoft.com/office/word/2012/wordml" xmlns:w16cex="http://schemas.microsoft.com/office/word/2018/wordml/cex" xmlns:w16cid="http://schemas.microsoft.com/office/word/2016/wordml/cid" xmlns:w16="http://schemas.microsoft.com/office/word/2018/wordml" xmlns:w16du="http://schemas.microsoft.com/office/word/2023/wordml/word16du" xmlns:w16sdtdh="http://schemas.microsoft.com/office/word/2020/wordml/sdtdatahash" xmlns:w16sdtfl="http://schemas.microsoft.com/office/word/2024/wordml/sdtformatlock" xmlns:w16se="http://schemas.microsoft.com/office/word/2015/wordml/symex" xmlns:wpg="http://schemas.microsoft.com/office/word/2010/wordprocessingGroup" xmlns:wpi="http://schemas.microsoft.com/office/word/2010/wordprocessingInk" xmlns:wne="http://schemas.microsoft.com/office/word/2006/wordml" xmlns:wps="http://schemas.microsoft.com/office/word/2010/wordprocessingShape" mc:Ignorable="w14 w15 w16se w16cid w16 w16cex w16sdtdh w16sdtfl w16du wp14">
+  <w:abstractNum xmlns:w="http://schemas.openxmlformats.org/wordprocessingml/2006/main" w:abstractNumId="71">
+    <w:nsid w:val="5a79fabb"/>
+    <w:multiLevelType xmlns:w="http://schemas.openxmlformats.org/wordprocessingml/2006/main" w:val="multilevel"/>
+    <w:lvl xmlns:w="http://schemas.openxmlformats.org/wordprocessingml/2006/main" w:ilvl="0">
+      <w:start w:val="1"/>
+      <w:numFmt w:val="decimal"/>
+      <w:lvlText w:val="%1."/>
+      <w:lvlJc w:val="left"/>
+      <w:pPr>
+        <w:ind w:left="720" w:hanging="360"/>
+      </w:pPr>
+    </w:lvl>
+    <w:lvl xmlns:w="http://schemas.openxmlformats.org/wordprocessingml/2006/main" w:ilvl="1">
+      <w:start w:val="1"/>
+      <w:numFmt w:val="decimal"/>
+      <w:lvlText w:val="%1.%2."/>
+      <w:lvlJc w:val="left"/>
+      <w:pPr>
+        <w:ind w:left="1440" w:hanging="360"/>
+      </w:pPr>
+    </w:lvl>
+    <w:lvl xmlns:w="http://schemas.openxmlformats.org/wordprocessingml/2006/main" w:ilvl="2">
+      <w:start w:val="1"/>
+      <w:numFmt w:val="decimal"/>
+      <w:lvlText w:val="%1.%2.%3."/>
+      <w:lvlJc w:val="left"/>
+      <w:pPr>
+        <w:ind w:left="2160" w:hanging="180"/>
+      </w:pPr>
+    </w:lvl>
+    <w:lvl xmlns:w="http://schemas.openxmlformats.org/wordprocessingml/2006/main" w:ilvl="3">
+      <w:start w:val="1"/>
+      <w:numFmt w:val="decimal"/>
+      <w:lvlText w:val="%1.%2.%3.%4."/>
+      <w:lvlJc w:val="left"/>
+      <w:pPr>
+        <w:ind w:left="2880" w:hanging="360"/>
+      </w:pPr>
+    </w:lvl>
+    <w:lvl xmlns:w="http://schemas.openxmlformats.org/wordprocessingml/2006/main" w:ilvl="4">
+      <w:start w:val="1"/>
+      <w:numFmt w:val="decimal"/>
+      <w:lvlText w:val="%1.%2.%3.%4.%5."/>
+      <w:lvlJc w:val="left"/>
+      <w:pPr>
+        <w:ind w:left="3600" w:hanging="360"/>
+      </w:pPr>
+    </w:lvl>
+    <w:lvl xmlns:w="http://schemas.openxmlformats.org/wordprocessingml/2006/main" w:ilvl="5">
+      <w:start w:val="1"/>
+      <w:numFmt w:val="decimal"/>
+      <w:lvlText w:val="%1.%2.%3.%4.%5.%6."/>
+      <w:lvlJc w:val="left"/>
+      <w:pPr>
+        <w:ind w:left="4320" w:hanging="180"/>
+      </w:pPr>
+    </w:lvl>
+    <w:lvl xmlns:w="http://schemas.openxmlformats.org/wordprocessingml/2006/main" w:ilvl="6">
+      <w:start w:val="1"/>
+      <w:numFmt w:val="decimal"/>
+      <w:lvlText w:val="%1.%2.%3.%4.%5.%6.%7."/>
+      <w:lvlJc w:val="left"/>
+      <w:pPr>
+        <w:ind w:left="5040" w:hanging="360"/>
+      </w:pPr>
+    </w:lvl>
+    <w:lvl xmlns:w="http://schemas.openxmlformats.org/wordprocessingml/2006/main" w:ilvl="7">
+      <w:start w:val="1"/>
+      <w:numFmt w:val="decimal"/>
+      <w:lvlText w:val="%1.%2.%3.%4.%5.%6.%7.%8."/>
+      <w:lvlJc w:val="left"/>
+      <w:pPr>
+        <w:ind w:left="5760" w:hanging="360"/>
+      </w:pPr>
+    </w:lvl>
+    <w:lvl xmlns:w="http://schemas.openxmlformats.org/wordprocessingml/2006/main" w:ilvl="8">
+      <w:start w:val="1"/>
+      <w:numFmt w:val="decimal"/>
+      <w:lvlText w:val="%1.%2.%3.%4.%5.%6.%7.%8.%9."/>
+      <w:lvlJc w:val="left"/>
+      <w:pPr>
+        <w:ind w:left="6480" w:hanging="180"/>
+      </w:pPr>
+    </w:lvl>
+  </w:abstractNum>
+  <w:abstractNum xmlns:w="http://schemas.openxmlformats.org/wordprocessingml/2006/main" w:abstractNumId="70">
+    <w:nsid w:val="3a63b731"/>
+    <w:multiLevelType xmlns:w="http://schemas.openxmlformats.org/wordprocessingml/2006/main" w:val="multilevel"/>
+    <w:lvl xmlns:w="http://schemas.openxmlformats.org/wordprocessingml/2006/main" w:ilvl="0">
+      <w:start w:val="1"/>
+      <w:numFmt w:val="decimal"/>
+      <w:lvlText w:val="%1)"/>
+      <w:lvlJc w:val="left"/>
+      <w:pPr>
+        <w:ind w:left="720" w:hanging="360"/>
+      </w:pPr>
+    </w:lvl>
+    <w:lvl xmlns:w="http://schemas.openxmlformats.org/wordprocessingml/2006/main" w:ilvl="1">
+      <w:start w:val="1"/>
+      <w:numFmt w:val="lowerLetter"/>
+      <w:lvlText w:val="%2)"/>
+      <w:lvlJc w:val="left"/>
+      <w:pPr>
+        <w:ind w:left="1440" w:hanging="360"/>
+      </w:pPr>
+    </w:lvl>
+    <w:lvl xmlns:w="http://schemas.openxmlformats.org/wordprocessingml/2006/main" w:ilvl="2">
+      <w:start w:val="1"/>
+      <w:numFmt w:val="lowerRoman"/>
+      <w:lvlText w:val="%3)"/>
+      <w:lvlJc w:val="right"/>
+      <w:pPr>
+        <w:ind w:left="2160" w:hanging="180"/>
+      </w:pPr>
+    </w:lvl>
+    <w:lvl xmlns:w="http://schemas.openxmlformats.org/wordprocessingml/2006/main" w:ilvl="3">
+      <w:start w:val="1"/>
+      <w:numFmt w:val="decimal"/>
+      <w:lvlText w:val="(%4)"/>
+      <w:lvlJc w:val="left"/>
+      <w:pPr>
+        <w:ind w:left="2880" w:hanging="360"/>
+      </w:pPr>
+    </w:lvl>
+    <w:lvl xmlns:w="http://schemas.openxmlformats.org/wordprocessingml/2006/main" w:ilvl="4">
+      <w:start w:val="1"/>
+      <w:numFmt w:val="lowerLetter"/>
+      <w:lvlText w:val="(%5)"/>
+      <w:lvlJc w:val="left"/>
+      <w:pPr>
+        <w:ind w:left="3600" w:hanging="360"/>
+      </w:pPr>
+    </w:lvl>
+    <w:lvl xmlns:w="http://schemas.openxmlformats.org/wordprocessingml/2006/main" w:ilvl="5">
+      <w:start w:val="1"/>
+      <w:numFmt w:val="lowerRoman"/>
+      <w:lvlText w:val="(%6)"/>
+      <w:lvlJc w:val="right"/>
+      <w:pPr>
+        <w:ind w:left="4320" w:hanging="180"/>
+      </w:pPr>
+    </w:lvl>
+    <w:lvl xmlns:w="http://schemas.openxmlformats.org/wordprocessingml/2006/main" w:ilvl="6">
+      <w:start w:val="1"/>
+      <w:numFmt w:val="decimal"/>
+      <w:lvlText w:val="%7."/>
+      <w:lvlJc w:val="left"/>
+      <w:pPr>
+        <w:ind w:left="5040" w:hanging="360"/>
+      </w:pPr>
+    </w:lvl>
+    <w:lvl xmlns:w="http://schemas.openxmlformats.org/wordprocessingml/2006/main" w:ilvl="7">
+      <w:start w:val="1"/>
+      <w:numFmt w:val="lowerLetter"/>
+      <w:lvlText w:val="%8."/>
+      <w:lvlJc w:val="left"/>
+      <w:pPr>
+        <w:ind w:left="5760" w:hanging="360"/>
+      </w:pPr>
+    </w:lvl>
+    <w:lvl xmlns:w="http://schemas.openxmlformats.org/wordprocessingml/2006/main" w:ilvl="8">
+      <w:start w:val="1"/>
+      <w:numFmt w:val="lowerRoman"/>
+      <w:lvlText w:val="%9."/>
+      <w:lvlJc w:val="right"/>
+      <w:pPr>
+        <w:ind w:left="6480" w:hanging="180"/>
+      </w:pPr>
+    </w:lvl>
+  </w:abstractNum>
+  <w:abstractNum xmlns:w="http://schemas.openxmlformats.org/wordprocessingml/2006/main" w:abstractNumId="69">
+    <w:nsid w:val="2f08c97e"/>
+    <w:multiLevelType xmlns:w="http://schemas.openxmlformats.org/wordprocessingml/2006/main" w:val="multilevel"/>
+    <w:lvl xmlns:w="http://schemas.openxmlformats.org/wordprocessingml/2006/main" w:ilvl="0">
+      <w:start w:val="1"/>
+      <w:numFmt w:val="decimal"/>
+      <w:lvlText w:val="%1."/>
+      <w:lvlJc w:val="left"/>
+      <w:pPr>
+        <w:ind w:left="720" w:hanging="360"/>
+      </w:pPr>
+    </w:lvl>
+    <w:lvl xmlns:w="http://schemas.openxmlformats.org/wordprocessingml/2006/main" w:ilvl="1">
+      <w:start w:val="1"/>
+      <w:numFmt w:val="decimal"/>
+      <w:lvlText w:val="%1.%2."/>
+      <w:lvlJc w:val="left"/>
+      <w:pPr>
+        <w:ind w:left="1440" w:hanging="360"/>
+      </w:pPr>
+    </w:lvl>
+    <w:lvl xmlns:w="http://schemas.openxmlformats.org/wordprocessingml/2006/main" w:ilvl="2">
+      <w:start w:val="1"/>
+      <w:numFmt w:val="decimal"/>
+      <w:lvlText w:val="%1.%2.%3."/>
+      <w:lvlJc w:val="left"/>
+      <w:pPr>
+        <w:ind w:left="2160" w:hanging="180"/>
+      </w:pPr>
+    </w:lvl>
+    <w:lvl xmlns:w="http://schemas.openxmlformats.org/wordprocessingml/2006/main" w:ilvl="3">
+      <w:start w:val="1"/>
+      <w:numFmt w:val="decimal"/>
+      <w:lvlText w:val="%1.%2.%3.%4."/>
+      <w:lvlJc w:val="left"/>
+      <w:pPr>
+        <w:ind w:left="2880" w:hanging="360"/>
+      </w:pPr>
+    </w:lvl>
+    <w:lvl xmlns:w="http://schemas.openxmlformats.org/wordprocessingml/2006/main" w:ilvl="4">
+      <w:start w:val="1"/>
+      <w:numFmt w:val="decimal"/>
+      <w:lvlText w:val="%1.%2.%3.%4.%5."/>
+      <w:lvlJc w:val="left"/>
+      <w:pPr>
+        <w:ind w:left="3600" w:hanging="360"/>
+      </w:pPr>
+    </w:lvl>
+    <w:lvl xmlns:w="http://schemas.openxmlformats.org/wordprocessingml/2006/main" w:ilvl="5">
+      <w:start w:val="1"/>
+      <w:numFmt w:val="decimal"/>
+      <w:lvlText w:val="%1.%2.%3.%4.%5.%6."/>
+      <w:lvlJc w:val="left"/>
+      <w:pPr>
+        <w:ind w:left="4320" w:hanging="180"/>
+      </w:pPr>
+    </w:lvl>
+    <w:lvl xmlns:w="http://schemas.openxmlformats.org/wordprocessingml/2006/main" w:ilvl="6">
+      <w:start w:val="1"/>
+      <w:numFmt w:val="decimal"/>
+      <w:lvlText w:val="%1.%2.%3.%4.%5.%6.%7."/>
+      <w:lvlJc w:val="left"/>
+      <w:pPr>
+        <w:ind w:left="5040" w:hanging="360"/>
+      </w:pPr>
+    </w:lvl>
+    <w:lvl xmlns:w="http://schemas.openxmlformats.org/wordprocessingml/2006/main" w:ilvl="7">
+      <w:start w:val="1"/>
+      <w:numFmt w:val="decimal"/>
+      <w:lvlText w:val="%1.%2.%3.%4.%5.%6.%7.%8."/>
+      <w:lvlJc w:val="left"/>
+      <w:pPr>
+        <w:ind w:left="5760" w:hanging="360"/>
+      </w:pPr>
+    </w:lvl>
+    <w:lvl xmlns:w="http://schemas.openxmlformats.org/wordprocessingml/2006/main" w:ilvl="8">
+      <w:start w:val="1"/>
+      <w:numFmt w:val="decimal"/>
+      <w:lvlText w:val="%1.%2.%3.%4.%5.%6.%7.%8.%9."/>
+      <w:lvlJc w:val="left"/>
+      <w:pPr>
+        <w:ind w:left="6480" w:hanging="180"/>
+      </w:pPr>
+    </w:lvl>
+  </w:abstractNum>
   <w:abstractNum xmlns:w="http://schemas.openxmlformats.org/wordprocessingml/2006/main" w:abstractNumId="68">
     <w:nsid w:val="224f8bdf"/>
     <w:multiLevelType xmlns:w="http://schemas.openxmlformats.org/wordprocessingml/2006/main" w:val="hybridMultilevel"/>
@@ -26791,6 +27122,15 @@
       </w:rPr>
     </w:lvl>
   </w:abstractNum>
+  <w:num w:numId="72">
+    <w:abstractNumId w:val="71"/>
+  </w:num>
+  <w:num w:numId="71">
+    <w:abstractNumId w:val="70"/>
+  </w:num>
+  <w:num w:numId="70">
+    <w:abstractNumId w:val="69"/>
+  </w:num>
   <w:num w:numId="69">
     <w:abstractNumId w:val="68"/>
   </w:num>

--- a/fuentes/CF_02_v2.docx
+++ b/fuentes/CF_02_v2.docx
@@ -17073,312 +17073,595 @@
     </w:p>
     <w:p>
       <w:pPr>
-        <w:pStyle w:val="Normal0"/>
-        <w:rPr>
-          <w:color w:val="000000"/>
-          <w:sz w:val="20"/>
-          <w:szCs w:val="20"/>
-        </w:rPr>
-      </w:pPr>
-      <w:r>
-        <w:rPr>
-          <w:color w:val="000000"/>
-          <w:sz w:val="20"/>
-          <w:szCs w:val="20"/>
+        <w:pStyle w:val="Normal"/>
+        <w:spacing w:before="0" w:beforeAutospacing="off" w:after="0" w:afterAutospacing="off" w:line="276" w:lineRule="auto"/>
+        <w:ind w:left="720" w:right="0" w:hanging="720"/>
+      </w:pPr>
+      <w:r>
+        <w:rPr>
+          <w:rFonts w:ascii="Arial" w:hAnsi="Arial" w:eastAsia="Arial" w:cs="Arial"/>
+          <w:noProof w:val="0"/>
+          <w:sz w:val="22"/>
+          <w:szCs w:val="22"/>
+          <w:lang w:val="es-ES"/>
         </w:rPr>
         <w:t xml:space="preserve">Microsoft </w:t>
       </w:r>
-      <w:proofErr w:type="spellStart"/>
-      <w:r>
-        <w:rPr>
-          <w:color w:val="000000"/>
-          <w:sz w:val="20"/>
-          <w:szCs w:val="20"/>
-        </w:rPr>
-        <w:t>Learn</w:t>
-      </w:r>
-      <w:proofErr w:type="spellEnd"/>
-      <w:r>
-        <w:rPr>
-          <w:color w:val="000000"/>
-          <w:sz w:val="20"/>
-          <w:szCs w:val="20"/>
-        </w:rPr>
-        <w:t xml:space="preserve">. (2024). Imágenes y diagramas en Word. </w:t>
-      </w:r>
-    </w:p>
-    <w:p>
-      <w:pPr>
-        <w:pStyle w:val="Normal0"/>
-        <w:rPr>
-          <w:color w:val="000000"/>
-          <w:sz w:val="20"/>
-          <w:szCs w:val="20"/>
-        </w:rPr>
-      </w:pPr>
-      <w:r>
-        <w:rPr>
-          <w:color w:val="000000"/>
-          <w:sz w:val="20"/>
-          <w:szCs w:val="20"/>
-          <w:lang w:val="en-US"/>
-        </w:rPr>
-        <w:t xml:space="preserve">Microsoft Learn. (2024). Insert and manage comments in Word. </w:t>
-      </w:r>
-    </w:p>
-    <w:p>
-      <w:pPr>
-        <w:pStyle w:val="Normal0"/>
-        <w:rPr>
-          <w:color w:val="000000"/>
-          <w:sz w:val="20"/>
-          <w:szCs w:val="20"/>
-        </w:rPr>
-      </w:pPr>
-      <w:r>
-        <w:rPr>
-          <w:color w:val="000000"/>
-          <w:sz w:val="20"/>
-          <w:szCs w:val="20"/>
-          <w:lang w:val="en-US"/>
-        </w:rPr>
-        <w:t xml:space="preserve">Microsoft Learn. (2024). Working with heading styles in Word. </w:t>
-      </w:r>
-    </w:p>
-    <w:p>
-      <w:pPr>
-        <w:pStyle w:val="Normal0"/>
-        <w:rPr>
-          <w:color w:val="000000"/>
-          <w:sz w:val="20"/>
-          <w:szCs w:val="20"/>
-        </w:rPr>
-      </w:pPr>
-      <w:r>
-        <w:rPr>
-          <w:color w:val="000000"/>
-          <w:sz w:val="20"/>
-          <w:szCs w:val="20"/>
-          <w:lang w:val="en-US"/>
-        </w:rPr>
-        <w:t xml:space="preserve">Microsoft Learn. (2024). Working with templates in Word. </w:t>
-      </w:r>
-    </w:p>
-    <w:p>
-      <w:pPr>
-        <w:pStyle w:val="Normal0"/>
-        <w:rPr>
-          <w:color w:val="000000"/>
-          <w:sz w:val="20"/>
-          <w:szCs w:val="20"/>
-        </w:rPr>
-      </w:pPr>
-      <w:r>
-        <w:rPr>
-          <w:color w:val="000000"/>
-          <w:sz w:val="20"/>
-          <w:szCs w:val="20"/>
+      <w:r>
+        <w:rPr>
+          <w:rFonts w:ascii="Arial" w:hAnsi="Arial" w:eastAsia="Arial" w:cs="Arial"/>
+          <w:noProof w:val="0"/>
+          <w:sz w:val="22"/>
+          <w:szCs w:val="22"/>
+          <w:lang w:val="es-ES"/>
+        </w:rPr>
+        <w:t>Support</w:t>
+      </w:r>
+      <w:r>
+        <w:rPr>
+          <w:rFonts w:ascii="Arial" w:hAnsi="Arial" w:eastAsia="Arial" w:cs="Arial"/>
+          <w:noProof w:val="0"/>
+          <w:sz w:val="22"/>
+          <w:szCs w:val="22"/>
+          <w:lang w:val="es-ES"/>
+        </w:rPr>
+        <w:t xml:space="preserve">. (2023). </w:t>
+      </w:r>
+      <w:r>
+        <w:rPr>
+          <w:rFonts w:ascii="Arial" w:hAnsi="Arial" w:eastAsia="Arial" w:cs="Arial"/>
+          <w:i w:val="1"/>
+          <w:iCs w:val="1"/>
+          <w:noProof w:val="0"/>
+          <w:sz w:val="22"/>
+          <w:szCs w:val="22"/>
+          <w:lang w:val="es-ES"/>
+        </w:rPr>
+        <w:t xml:space="preserve">Agregar citas y una bibliografía en </w:t>
+      </w:r>
+      <w:r>
+        <w:rPr>
+          <w:rFonts w:ascii="Arial" w:hAnsi="Arial" w:eastAsia="Arial" w:cs="Arial"/>
+          <w:i w:val="1"/>
+          <w:iCs w:val="1"/>
+          <w:noProof w:val="0"/>
+          <w:sz w:val="22"/>
+          <w:szCs w:val="22"/>
+          <w:lang w:val="es-ES"/>
+        </w:rPr>
+        <w:t>Word.</w:t>
+      </w:r>
+      <w:r>
+        <w:rPr>
+          <w:rFonts w:ascii="Arial" w:hAnsi="Arial" w:eastAsia="Arial" w:cs="Arial"/>
+          <w:i w:val="1"/>
+          <w:iCs w:val="1"/>
+          <w:noProof w:val="0"/>
+          <w:sz w:val="22"/>
+          <w:szCs w:val="22"/>
+          <w:lang w:val="es-ES"/>
+        </w:rPr>
+        <w:t xml:space="preserve"> </w:t>
+      </w:r>
+      <w:r>
+        <w:rPr>
+          <w:rFonts w:ascii="Arial" w:hAnsi="Arial" w:eastAsia="Arial" w:cs="Arial"/>
+          <w:noProof w:val="0"/>
+          <w:sz w:val="22"/>
+          <w:szCs w:val="22"/>
+          <w:lang w:val="es-ES"/>
+        </w:rPr>
+        <w:t xml:space="preserve">Microsoft. </w:t>
+      </w:r>
+      <w:hyperlink r:id="R2b9f67d6dcb7491d">
+        <w:r>
+          <w:rPr>
+            <w:rStyle w:val="Hipervnculo"/>
+            <w:rFonts w:ascii="Arial" w:hAnsi="Arial" w:eastAsia="Arial" w:cs="Arial"/>
+            <w:noProof w:val="0"/>
+            <w:sz w:val="22"/>
+            <w:szCs w:val="22"/>
+            <w:lang w:val="es-ES"/>
+          </w:rPr>
+          <w:t>https://support.microsoft.com/es-es/office/crear-una-bibliografía-citas-y-referencias-17686589-4824-4940-9c69-342c289fa2a5</w:t>
+        </w:r>
+      </w:hyperlink>
+    </w:p>
+    <w:p>
+      <w:pPr>
+        <w:pStyle w:val="Normal"/>
+        <w:spacing w:before="0" w:beforeAutospacing="off" w:after="0" w:afterAutospacing="off" w:line="276" w:lineRule="auto"/>
+        <w:ind w:left="720" w:right="0" w:hanging="720"/>
+        <w:rPr>
+          <w:rFonts w:ascii="Arial" w:hAnsi="Arial" w:eastAsia="Arial" w:cs="Arial"/>
+          <w:noProof w:val="0"/>
+          <w:sz w:val="22"/>
+          <w:szCs w:val="22"/>
+          <w:lang w:val="es-ES"/>
+        </w:rPr>
+      </w:pPr>
+    </w:p>
+    <w:p>
+      <w:pPr>
+        <w:pStyle w:val="Normal"/>
+        <w:spacing w:before="0" w:beforeAutospacing="off" w:after="0" w:afterAutospacing="off" w:line="276" w:lineRule="auto"/>
+        <w:ind w:left="720" w:right="0" w:hanging="720"/>
+      </w:pPr>
+      <w:r>
+        <w:rPr>
+          <w:rFonts w:ascii="Arial" w:hAnsi="Arial" w:eastAsia="Arial" w:cs="Arial"/>
+          <w:noProof w:val="0"/>
+          <w:sz w:val="22"/>
+          <w:szCs w:val="22"/>
+          <w:lang w:val="es-ES"/>
         </w:rPr>
         <w:t xml:space="preserve">Microsoft </w:t>
       </w:r>
-      <w:proofErr w:type="spellStart"/>
-      <w:r>
-        <w:rPr>
-          <w:color w:val="000000"/>
-          <w:sz w:val="20"/>
-          <w:szCs w:val="20"/>
+      <w:r>
+        <w:rPr>
+          <w:rFonts w:ascii="Arial" w:hAnsi="Arial" w:eastAsia="Arial" w:cs="Arial"/>
+          <w:noProof w:val="0"/>
+          <w:sz w:val="22"/>
+          <w:szCs w:val="22"/>
+          <w:lang w:val="es-ES"/>
         </w:rPr>
         <w:t>Support</w:t>
       </w:r>
-      <w:proofErr w:type="spellEnd"/>
-      <w:r>
-        <w:rPr>
-          <w:color w:val="000000"/>
-          <w:sz w:val="20"/>
-          <w:szCs w:val="20"/>
-        </w:rPr>
-        <w:t xml:space="preserve">. (2023). Agregar citas y una bibliografía en Word. </w:t>
-      </w:r>
-    </w:p>
-    <w:p>
-      <w:pPr>
-        <w:pStyle w:val="Normal0"/>
-        <w:rPr>
-          <w:color w:val="000000"/>
-          <w:sz w:val="20"/>
-          <w:szCs w:val="20"/>
-        </w:rPr>
-      </w:pPr>
-      <w:r>
-        <w:rPr>
-          <w:color w:val="000000"/>
-          <w:sz w:val="20"/>
-          <w:szCs w:val="20"/>
+      <w:r>
+        <w:rPr>
+          <w:rFonts w:ascii="Arial" w:hAnsi="Arial" w:eastAsia="Arial" w:cs="Arial"/>
+          <w:noProof w:val="0"/>
+          <w:sz w:val="22"/>
+          <w:szCs w:val="22"/>
+          <w:lang w:val="es-ES"/>
+        </w:rPr>
+        <w:t xml:space="preserve">. (2023). </w:t>
+      </w:r>
+      <w:r>
+        <w:rPr>
+          <w:rFonts w:ascii="Arial" w:hAnsi="Arial" w:eastAsia="Arial" w:cs="Arial"/>
+          <w:i w:val="1"/>
+          <w:iCs w:val="1"/>
+          <w:noProof w:val="0"/>
+          <w:sz w:val="22"/>
+          <w:szCs w:val="22"/>
+          <w:lang w:val="es-ES"/>
+        </w:rPr>
+        <w:t xml:space="preserve">Comparar y combinar documentos en </w:t>
+      </w:r>
+      <w:r>
+        <w:rPr>
+          <w:rFonts w:ascii="Arial" w:hAnsi="Arial" w:eastAsia="Arial" w:cs="Arial"/>
+          <w:i w:val="1"/>
+          <w:iCs w:val="1"/>
+          <w:noProof w:val="0"/>
+          <w:sz w:val="22"/>
+          <w:szCs w:val="22"/>
+          <w:lang w:val="es-ES"/>
+        </w:rPr>
+        <w:t>Word.</w:t>
+      </w:r>
+      <w:r>
+        <w:rPr>
+          <w:rFonts w:ascii="Arial" w:hAnsi="Arial" w:eastAsia="Arial" w:cs="Arial"/>
+          <w:noProof w:val="0"/>
+          <w:sz w:val="22"/>
+          <w:szCs w:val="22"/>
+          <w:lang w:val="es-ES"/>
+        </w:rPr>
+        <w:t xml:space="preserve"> Microsoft. </w:t>
+      </w:r>
+      <w:hyperlink r:id="R6df781aff82b4259">
+        <w:r>
+          <w:rPr>
+            <w:rStyle w:val="Hipervnculo"/>
+            <w:rFonts w:ascii="Arial" w:hAnsi="Arial" w:eastAsia="Arial" w:cs="Arial"/>
+            <w:noProof w:val="0"/>
+            <w:sz w:val="22"/>
+            <w:szCs w:val="22"/>
+            <w:lang w:val="es-ES"/>
+          </w:rPr>
+          <w:t>https://support.microsoft.com/es-es/topic/comparar-y-combinar-dos-versiones-de-un-documento-f5059749-a797-4db7-a8fb-b3b27eb8b87e</w:t>
+        </w:r>
+      </w:hyperlink>
+    </w:p>
+    <w:p>
+      <w:pPr>
+        <w:pStyle w:val="Normal"/>
+        <w:spacing w:before="0" w:beforeAutospacing="off" w:after="0" w:afterAutospacing="off" w:line="276" w:lineRule="auto"/>
+        <w:ind w:left="720" w:right="0" w:hanging="720"/>
+        <w:rPr>
+          <w:rFonts w:ascii="Arial" w:hAnsi="Arial" w:eastAsia="Arial" w:cs="Arial"/>
+          <w:noProof w:val="0"/>
+          <w:sz w:val="22"/>
+          <w:szCs w:val="22"/>
+          <w:lang w:val="es-ES"/>
+        </w:rPr>
+      </w:pPr>
+    </w:p>
+    <w:p>
+      <w:pPr>
+        <w:spacing w:before="0" w:beforeAutospacing="off" w:after="0" w:afterAutospacing="off" w:line="276" w:lineRule="auto"/>
+        <w:ind w:left="720" w:right="0" w:hanging="720"/>
+      </w:pPr>
+      <w:r>
+        <w:rPr>
+          <w:rFonts w:ascii="Arial" w:hAnsi="Arial" w:eastAsia="Arial" w:cs="Arial"/>
+          <w:noProof w:val="0"/>
+          <w:sz w:val="22"/>
+          <w:szCs w:val="22"/>
+          <w:lang w:val="es-ES"/>
         </w:rPr>
         <w:t xml:space="preserve">Microsoft </w:t>
       </w:r>
-      <w:proofErr w:type="spellStart"/>
-      <w:r>
-        <w:rPr>
-          <w:color w:val="000000"/>
-          <w:sz w:val="20"/>
-          <w:szCs w:val="20"/>
+      <w:r>
+        <w:rPr>
+          <w:rFonts w:ascii="Arial" w:hAnsi="Arial" w:eastAsia="Arial" w:cs="Arial"/>
+          <w:noProof w:val="0"/>
+          <w:sz w:val="22"/>
+          <w:szCs w:val="22"/>
+          <w:lang w:val="es-ES"/>
         </w:rPr>
         <w:t>Support</w:t>
       </w:r>
-      <w:proofErr w:type="spellEnd"/>
-      <w:r>
-        <w:rPr>
-          <w:color w:val="000000"/>
-          <w:sz w:val="20"/>
-          <w:szCs w:val="20"/>
-        </w:rPr>
-        <w:t xml:space="preserve">. (2023). Comparar y combinar documentos. </w:t>
-      </w:r>
-    </w:p>
-    <w:p>
-      <w:pPr>
-        <w:pStyle w:val="Normal0"/>
-        <w:rPr>
-          <w:color w:val="000000"/>
-          <w:sz w:val="20"/>
-          <w:szCs w:val="20"/>
-        </w:rPr>
-      </w:pPr>
-      <w:r>
-        <w:rPr>
-          <w:color w:val="000000"/>
-          <w:sz w:val="20"/>
-          <w:szCs w:val="20"/>
+      <w:r>
+        <w:rPr>
+          <w:rFonts w:ascii="Arial" w:hAnsi="Arial" w:eastAsia="Arial" w:cs="Arial"/>
+          <w:noProof w:val="0"/>
+          <w:sz w:val="22"/>
+          <w:szCs w:val="22"/>
+          <w:lang w:val="es-ES"/>
+        </w:rPr>
+        <w:t xml:space="preserve">. (2023). </w:t>
+      </w:r>
+      <w:r>
+        <w:rPr>
+          <w:rFonts w:ascii="Arial" w:hAnsi="Arial" w:eastAsia="Arial" w:cs="Arial"/>
+          <w:i w:val="1"/>
+          <w:iCs w:val="1"/>
+          <w:noProof w:val="0"/>
+          <w:sz w:val="22"/>
+          <w:szCs w:val="22"/>
+          <w:lang w:val="es-ES"/>
+        </w:rPr>
+        <w:t xml:space="preserve">Insertar una tabla de contenido en </w:t>
+      </w:r>
+      <w:r>
+        <w:rPr>
+          <w:rFonts w:ascii="Arial" w:hAnsi="Arial" w:eastAsia="Arial" w:cs="Arial"/>
+          <w:i w:val="1"/>
+          <w:iCs w:val="1"/>
+          <w:noProof w:val="0"/>
+          <w:sz w:val="22"/>
+          <w:szCs w:val="22"/>
+          <w:lang w:val="es-ES"/>
+        </w:rPr>
+        <w:t>Word.</w:t>
+      </w:r>
+      <w:r>
+        <w:rPr>
+          <w:rFonts w:ascii="Arial" w:hAnsi="Arial" w:eastAsia="Arial" w:cs="Arial"/>
+          <w:i w:val="1"/>
+          <w:iCs w:val="1"/>
+          <w:noProof w:val="0"/>
+          <w:sz w:val="22"/>
+          <w:szCs w:val="22"/>
+          <w:lang w:val="es-ES"/>
+        </w:rPr>
+        <w:t xml:space="preserve"> </w:t>
+      </w:r>
+      <w:r>
+        <w:rPr>
+          <w:rFonts w:ascii="Arial" w:hAnsi="Arial" w:eastAsia="Arial" w:cs="Arial"/>
+          <w:noProof w:val="0"/>
+          <w:sz w:val="22"/>
+          <w:szCs w:val="22"/>
+          <w:lang w:val="es-ES"/>
+        </w:rPr>
+        <w:t xml:space="preserve">Microsoft. </w:t>
+      </w:r>
+      <w:hyperlink r:id="Radd9a8e074dc402f">
+        <w:r>
+          <w:rPr>
+            <w:rStyle w:val="Hipervnculo"/>
+            <w:rFonts w:ascii="Arial" w:hAnsi="Arial" w:eastAsia="Arial" w:cs="Arial"/>
+            <w:noProof w:val="0"/>
+            <w:sz w:val="22"/>
+            <w:szCs w:val="22"/>
+            <w:lang w:val="es-ES"/>
+          </w:rPr>
+          <w:t>https://support.microsoft.com/es-es/office/insertar-una-tabla-de-contenido-882e8564-0edb-435e-84b5-1d8552ccf0c0</w:t>
+        </w:r>
+      </w:hyperlink>
+    </w:p>
+    <w:p>
+      <w:pPr>
+        <w:spacing w:before="0" w:beforeAutospacing="off" w:after="0" w:afterAutospacing="off" w:line="276" w:lineRule="auto"/>
+        <w:ind w:left="720" w:right="0" w:hanging="720"/>
+        <w:rPr>
+          <w:rFonts w:ascii="Arial" w:hAnsi="Arial" w:eastAsia="Arial" w:cs="Arial"/>
+          <w:noProof w:val="0"/>
+          <w:sz w:val="22"/>
+          <w:szCs w:val="22"/>
+          <w:lang w:val="es-ES"/>
+        </w:rPr>
+      </w:pPr>
+    </w:p>
+    <w:p>
+      <w:pPr>
+        <w:spacing w:before="0" w:beforeAutospacing="off" w:after="0" w:afterAutospacing="off" w:line="276" w:lineRule="auto"/>
+        <w:ind w:left="720" w:right="0" w:hanging="720"/>
+      </w:pPr>
+      <w:r>
+        <w:rPr>
+          <w:rFonts w:ascii="Arial" w:hAnsi="Arial" w:eastAsia="Arial" w:cs="Arial"/>
+          <w:noProof w:val="0"/>
+          <w:sz w:val="22"/>
+          <w:szCs w:val="22"/>
+          <w:lang w:val="es-ES"/>
         </w:rPr>
         <w:t xml:space="preserve">Microsoft </w:t>
       </w:r>
-      <w:proofErr w:type="spellStart"/>
-      <w:r>
-        <w:rPr>
-          <w:color w:val="000000"/>
-          <w:sz w:val="20"/>
-          <w:szCs w:val="20"/>
+      <w:r>
+        <w:rPr>
+          <w:rFonts w:ascii="Arial" w:hAnsi="Arial" w:eastAsia="Arial" w:cs="Arial"/>
+          <w:noProof w:val="0"/>
+          <w:sz w:val="22"/>
+          <w:szCs w:val="22"/>
+          <w:lang w:val="es-ES"/>
         </w:rPr>
         <w:t>Support</w:t>
       </w:r>
-      <w:proofErr w:type="spellEnd"/>
-      <w:r>
-        <w:rPr>
-          <w:color w:val="000000"/>
-          <w:sz w:val="20"/>
-          <w:szCs w:val="20"/>
-        </w:rPr>
-        <w:t xml:space="preserve">. (2023). Insertar una tabla de contenido en Word. </w:t>
-      </w:r>
-    </w:p>
-    <w:p>
-      <w:pPr>
-        <w:pStyle w:val="Normal0"/>
-        <w:rPr>
-          <w:color w:val="000000"/>
-          <w:sz w:val="20"/>
-          <w:szCs w:val="20"/>
-        </w:rPr>
-      </w:pPr>
-      <w:r>
-        <w:rPr>
-          <w:color w:val="000000"/>
-          <w:sz w:val="20"/>
-          <w:szCs w:val="20"/>
+      <w:r>
+        <w:rPr>
+          <w:rFonts w:ascii="Arial" w:hAnsi="Arial" w:eastAsia="Arial" w:cs="Arial"/>
+          <w:noProof w:val="0"/>
+          <w:sz w:val="22"/>
+          <w:szCs w:val="22"/>
+          <w:lang w:val="es-ES"/>
+        </w:rPr>
+        <w:t xml:space="preserve">. (2023). </w:t>
+      </w:r>
+      <w:r>
+        <w:rPr>
+          <w:rFonts w:ascii="Arial" w:hAnsi="Arial" w:eastAsia="Arial" w:cs="Arial"/>
+          <w:i w:val="1"/>
+          <w:iCs w:val="1"/>
+          <w:noProof w:val="0"/>
+          <w:sz w:val="22"/>
+          <w:szCs w:val="22"/>
+          <w:lang w:val="es-ES"/>
+        </w:rPr>
+        <w:t xml:space="preserve">Rastrear cambios en </w:t>
+      </w:r>
+      <w:r>
+        <w:rPr>
+          <w:rFonts w:ascii="Arial" w:hAnsi="Arial" w:eastAsia="Arial" w:cs="Arial"/>
+          <w:i w:val="1"/>
+          <w:iCs w:val="1"/>
+          <w:noProof w:val="0"/>
+          <w:sz w:val="22"/>
+          <w:szCs w:val="22"/>
+          <w:lang w:val="es-ES"/>
+        </w:rPr>
+        <w:t>Word.</w:t>
+      </w:r>
+      <w:r>
+        <w:rPr>
+          <w:rFonts w:ascii="Arial" w:hAnsi="Arial" w:eastAsia="Arial" w:cs="Arial"/>
+          <w:noProof w:val="0"/>
+          <w:sz w:val="22"/>
+          <w:szCs w:val="22"/>
+          <w:lang w:val="es-ES"/>
+        </w:rPr>
+        <w:t xml:space="preserve"> Microsoft. </w:t>
+      </w:r>
+      <w:hyperlink r:id="R2f4270b5daa84c97">
+        <w:r>
+          <w:rPr>
+            <w:rStyle w:val="Hipervnculo"/>
+            <w:rFonts w:ascii="Arial" w:hAnsi="Arial" w:eastAsia="Arial" w:cs="Arial"/>
+            <w:noProof w:val="0"/>
+            <w:sz w:val="22"/>
+            <w:szCs w:val="22"/>
+            <w:lang w:val="es-ES"/>
+          </w:rPr>
+          <w:t>https://support.microsoft.com/es-es/office/rastrear-cambios-en-word-197ba630-0f5f-4a8e-9a77-3712475e806a</w:t>
+        </w:r>
+      </w:hyperlink>
+    </w:p>
+    <w:p>
+      <w:pPr>
+        <w:spacing w:before="0" w:beforeAutospacing="off" w:after="0" w:afterAutospacing="off" w:line="276" w:lineRule="auto"/>
+        <w:ind w:left="720" w:right="0" w:hanging="720"/>
+        <w:rPr>
+          <w:rFonts w:ascii="Arial" w:hAnsi="Arial" w:eastAsia="Arial" w:cs="Arial"/>
+          <w:noProof w:val="0"/>
+          <w:sz w:val="22"/>
+          <w:szCs w:val="22"/>
+          <w:lang w:val="es-ES"/>
+        </w:rPr>
+      </w:pPr>
+    </w:p>
+    <w:p>
+      <w:pPr>
+        <w:spacing w:before="0" w:beforeAutospacing="off" w:after="0" w:afterAutospacing="off" w:line="276" w:lineRule="auto"/>
+        <w:ind w:left="720" w:right="0" w:hanging="720"/>
+      </w:pPr>
+      <w:r>
+        <w:rPr>
+          <w:rFonts w:ascii="Arial" w:hAnsi="Arial" w:eastAsia="Arial" w:cs="Arial"/>
+          <w:noProof w:val="0"/>
+          <w:sz w:val="22"/>
+          <w:szCs w:val="22"/>
+          <w:lang w:val="es-ES"/>
         </w:rPr>
         <w:t xml:space="preserve">Microsoft </w:t>
       </w:r>
-      <w:proofErr w:type="spellStart"/>
-      <w:r>
-        <w:rPr>
-          <w:color w:val="000000"/>
-          <w:sz w:val="20"/>
-          <w:szCs w:val="20"/>
+      <w:r>
+        <w:rPr>
+          <w:rFonts w:ascii="Arial" w:hAnsi="Arial" w:eastAsia="Arial" w:cs="Arial"/>
+          <w:noProof w:val="0"/>
+          <w:sz w:val="22"/>
+          <w:szCs w:val="22"/>
+          <w:lang w:val="es-ES"/>
         </w:rPr>
         <w:t>Support</w:t>
       </w:r>
-      <w:proofErr w:type="spellEnd"/>
-      <w:r>
-        <w:rPr>
-          <w:color w:val="000000"/>
-          <w:sz w:val="20"/>
-          <w:szCs w:val="20"/>
-        </w:rPr>
-        <w:t xml:space="preserve">. (2023). Insertar y dar formato a tablas e imágenes. </w:t>
-      </w:r>
-    </w:p>
-    <w:p>
-      <w:pPr>
-        <w:pStyle w:val="Normal0"/>
-        <w:rPr>
-          <w:color w:val="000000"/>
-          <w:sz w:val="20"/>
-          <w:szCs w:val="20"/>
-        </w:rPr>
-      </w:pPr>
-      <w:r>
-        <w:rPr>
-          <w:color w:val="000000"/>
-          <w:sz w:val="20"/>
-          <w:szCs w:val="20"/>
-        </w:rPr>
-        <w:t xml:space="preserve">Microsoft </w:t>
-      </w:r>
-      <w:proofErr w:type="spellStart"/>
-      <w:r>
-        <w:rPr>
-          <w:color w:val="000000"/>
-          <w:sz w:val="20"/>
-          <w:szCs w:val="20"/>
-        </w:rPr>
-        <w:t>Support</w:t>
-      </w:r>
-      <w:proofErr w:type="spellEnd"/>
-      <w:r>
-        <w:rPr>
-          <w:color w:val="000000"/>
-          <w:sz w:val="20"/>
-          <w:szCs w:val="20"/>
-        </w:rPr>
-        <w:t xml:space="preserve">. (2023). Rastrear cambios en Word. </w:t>
-      </w:r>
-    </w:p>
-    <w:p>
-      <w:pPr>
-        <w:pStyle w:val="Normal0"/>
-        <w:rPr>
-          <w:color w:val="000000"/>
-          <w:sz w:val="20"/>
-          <w:szCs w:val="20"/>
-        </w:rPr>
-      </w:pPr>
-      <w:r>
-        <w:rPr>
-          <w:color w:val="000000"/>
-          <w:sz w:val="20"/>
-          <w:szCs w:val="20"/>
-        </w:rPr>
-        <w:t xml:space="preserve">Microsoft </w:t>
-      </w:r>
-      <w:proofErr w:type="spellStart"/>
-      <w:r>
-        <w:rPr>
-          <w:color w:val="000000"/>
-          <w:sz w:val="20"/>
-          <w:szCs w:val="20"/>
-        </w:rPr>
-        <w:t>Support</w:t>
-      </w:r>
-      <w:proofErr w:type="spellEnd"/>
-      <w:r>
-        <w:rPr>
-          <w:color w:val="000000"/>
-          <w:sz w:val="20"/>
-          <w:szCs w:val="20"/>
-        </w:rPr>
-        <w:t xml:space="preserve">. (2023). Rastrear cambios, comentarios y comparar documentos. </w:t>
-      </w:r>
+      <w:r>
+        <w:rPr>
+          <w:rFonts w:ascii="Arial" w:hAnsi="Arial" w:eastAsia="Arial" w:cs="Arial"/>
+          <w:noProof w:val="0"/>
+          <w:sz w:val="22"/>
+          <w:szCs w:val="22"/>
+          <w:lang w:val="es-ES"/>
+        </w:rPr>
+        <w:t xml:space="preserve">. (2023). </w:t>
+      </w:r>
+      <w:r>
+        <w:rPr>
+          <w:rFonts w:ascii="Arial" w:hAnsi="Arial" w:eastAsia="Arial" w:cs="Arial"/>
+          <w:i w:val="1"/>
+          <w:iCs w:val="1"/>
+          <w:noProof w:val="0"/>
+          <w:sz w:val="22"/>
+          <w:szCs w:val="22"/>
+          <w:lang w:val="es-ES"/>
+        </w:rPr>
+        <w:t>Rastrear</w:t>
+      </w:r>
+      <w:r>
+        <w:rPr>
+          <w:rFonts w:ascii="Arial" w:hAnsi="Arial" w:eastAsia="Arial" w:cs="Arial"/>
+          <w:i w:val="1"/>
+          <w:iCs w:val="1"/>
+          <w:noProof w:val="0"/>
+          <w:sz w:val="22"/>
+          <w:szCs w:val="22"/>
+          <w:lang w:val="es-ES"/>
+        </w:rPr>
+        <w:t xml:space="preserve"> </w:t>
+      </w:r>
+      <w:r>
+        <w:rPr>
+          <w:rFonts w:ascii="Arial" w:hAnsi="Arial" w:eastAsia="Arial" w:cs="Arial"/>
+          <w:i w:val="1"/>
+          <w:iCs w:val="1"/>
+          <w:noProof w:val="0"/>
+          <w:sz w:val="22"/>
+          <w:szCs w:val="22"/>
+          <w:lang w:val="es-ES"/>
+        </w:rPr>
+        <w:t>cambios</w:t>
+      </w:r>
+      <w:r>
+        <w:rPr>
+          <w:rFonts w:ascii="Arial" w:hAnsi="Arial" w:eastAsia="Arial" w:cs="Arial"/>
+          <w:i w:val="1"/>
+          <w:iCs w:val="1"/>
+          <w:noProof w:val="0"/>
+          <w:sz w:val="22"/>
+          <w:szCs w:val="22"/>
+          <w:lang w:val="es-ES"/>
+        </w:rPr>
+        <w:t xml:space="preserve">, </w:t>
+      </w:r>
+      <w:r>
+        <w:rPr>
+          <w:rFonts w:ascii="Arial" w:hAnsi="Arial" w:eastAsia="Arial" w:cs="Arial"/>
+          <w:i w:val="1"/>
+          <w:iCs w:val="1"/>
+          <w:noProof w:val="0"/>
+          <w:sz w:val="22"/>
+          <w:szCs w:val="22"/>
+          <w:lang w:val="es-ES"/>
+        </w:rPr>
+        <w:t>comentarios</w:t>
+      </w:r>
+      <w:r>
+        <w:rPr>
+          <w:rFonts w:ascii="Arial" w:hAnsi="Arial" w:eastAsia="Arial" w:cs="Arial"/>
+          <w:i w:val="1"/>
+          <w:iCs w:val="1"/>
+          <w:noProof w:val="0"/>
+          <w:sz w:val="22"/>
+          <w:szCs w:val="22"/>
+          <w:lang w:val="es-ES"/>
+        </w:rPr>
+        <w:t xml:space="preserve"> y </w:t>
+      </w:r>
+      <w:r>
+        <w:rPr>
+          <w:rFonts w:ascii="Arial" w:hAnsi="Arial" w:eastAsia="Arial" w:cs="Arial"/>
+          <w:i w:val="1"/>
+          <w:iCs w:val="1"/>
+          <w:noProof w:val="0"/>
+          <w:sz w:val="22"/>
+          <w:szCs w:val="22"/>
+          <w:lang w:val="es-ES"/>
+        </w:rPr>
+        <w:t>comparar</w:t>
+      </w:r>
+      <w:r>
+        <w:rPr>
+          <w:rFonts w:ascii="Arial" w:hAnsi="Arial" w:eastAsia="Arial" w:cs="Arial"/>
+          <w:i w:val="1"/>
+          <w:iCs w:val="1"/>
+          <w:noProof w:val="0"/>
+          <w:sz w:val="22"/>
+          <w:szCs w:val="22"/>
+          <w:lang w:val="es-ES"/>
+        </w:rPr>
+        <w:t xml:space="preserve"> </w:t>
+      </w:r>
+      <w:r>
+        <w:rPr>
+          <w:rFonts w:ascii="Arial" w:hAnsi="Arial" w:eastAsia="Arial" w:cs="Arial"/>
+          <w:i w:val="1"/>
+          <w:iCs w:val="1"/>
+          <w:noProof w:val="0"/>
+          <w:sz w:val="22"/>
+          <w:szCs w:val="22"/>
+          <w:lang w:val="es-ES"/>
+        </w:rPr>
+        <w:t>documentos.</w:t>
+      </w:r>
+      <w:r>
+        <w:rPr>
+          <w:rFonts w:ascii="Arial" w:hAnsi="Arial" w:eastAsia="Arial" w:cs="Arial"/>
+          <w:noProof w:val="0"/>
+          <w:sz w:val="22"/>
+          <w:szCs w:val="22"/>
+          <w:lang w:val="es-ES"/>
+        </w:rPr>
+        <w:t xml:space="preserve"> Microsoft. </w:t>
+      </w:r>
+      <w:hyperlink r:id="Rdb811b86476d4fe7">
+        <w:r>
+          <w:rPr>
+            <w:rStyle w:val="Hipervnculo"/>
+            <w:rFonts w:ascii="Arial" w:hAnsi="Arial" w:eastAsia="Arial" w:cs="Arial"/>
+            <w:noProof w:val="0"/>
+            <w:sz w:val="22"/>
+            <w:szCs w:val="22"/>
+            <w:lang w:val="es-ES"/>
+          </w:rPr>
+          <w:t>https://support.microsoft.com/es-es/office/track-changes-and-view-add-or-edit-comments-56343a35-b64c-4aeb-ac5b-d1bdb979490a</w:t>
+        </w:r>
+      </w:hyperlink>
+    </w:p>
+    <w:p>
+      <w:pPr>
+        <w:spacing w:before="0" w:beforeAutospacing="off" w:after="0" w:afterAutospacing="off" w:line="276" w:lineRule="auto"/>
+        <w:ind w:left="720" w:right="0" w:hanging="720"/>
+        <w:rPr>
+          <w:rFonts w:ascii="Arial" w:hAnsi="Arial" w:eastAsia="Arial" w:cs="Arial"/>
+          <w:noProof w:val="0"/>
+          <w:sz w:val="22"/>
+          <w:szCs w:val="22"/>
+          <w:lang w:val="es-ES"/>
+        </w:rPr>
+      </w:pPr>
     </w:p>
     <w:p>
       <w:pPr>

--- a/fuentes/CF_02_v2.docx
+++ b/fuentes/CF_02_v2.docx
@@ -14565,6 +14565,23 @@
           <w:pgNumType w:start="1"/>
           <w:cols w:space="720"/>
         </w:sectPr>
+      </w:pPr>
+    </w:p>
+    <w:p>
+      <w:pPr>
+        <w:pStyle w:val="Normal0"/>
+        <w:numPr>
+          <w:ilvl w:val="0"/>
+          <w:numId w:val="1"/>
+        </w:numPr>
+        <w:ind w:left="284" w:hanging="284"/>
+        <w:rPr>
+          <w:b w:val="1"/>
+          <w:bCs w:val="1"/>
+          <w:color w:val="000000" w:themeColor="text1" w:themeTint="FF" w:themeShade="FF"/>
+          <w:sz w:val="20"/>
+          <w:szCs w:val="20"/>
+        </w:rPr>
       </w:pPr>
     </w:p>
     <w:p>
@@ -17153,7 +17170,7 @@
         </w:rPr>
         <w:t xml:space="preserve">Microsoft. </w:t>
       </w:r>
-      <w:hyperlink r:id="R2b9f67d6dcb7491d">
+      <w:hyperlink r:id="R1ec75e58bc2a4494">
         <w:r>
           <w:rPr>
             <w:rStyle w:val="Hipervnculo"/>
@@ -17251,7 +17268,7 @@
         </w:rPr>
         <w:t xml:space="preserve"> Microsoft. </w:t>
       </w:r>
-      <w:hyperlink r:id="R6df781aff82b4259">
+      <w:hyperlink r:id="R742d7fefcdb547f5">
         <w:r>
           <w:rPr>
             <w:rStyle w:val="Hipervnculo"/>
@@ -17360,7 +17377,7 @@
         </w:rPr>
         <w:t xml:space="preserve">Microsoft. </w:t>
       </w:r>
-      <w:hyperlink r:id="Radd9a8e074dc402f">
+      <w:hyperlink r:id="R3c712be264284414">
         <w:r>
           <w:rPr>
             <w:rStyle w:val="Hipervnculo"/>
@@ -17456,7 +17473,7 @@
         </w:rPr>
         <w:t xml:space="preserve"> Microsoft. </w:t>
       </w:r>
-      <w:hyperlink r:id="R2f4270b5daa84c97">
+      <w:hyperlink r:id="R47bbb18a94cf42ae">
         <w:r>
           <w:rPr>
             <w:rStyle w:val="Hipervnculo"/>
@@ -17636,7 +17653,7 @@
         </w:rPr>
         <w:t xml:space="preserve"> Microsoft. </w:t>
       </w:r>
-      <w:hyperlink r:id="Rdb811b86476d4fe7">
+      <w:hyperlink r:id="R2daa61b8bd6c4173">
         <w:r>
           <w:rPr>
             <w:rStyle w:val="Hipervnculo"/>
